--- a/docs/ADOS-Trade_数据架构与技术规格书_v1.0.docx
+++ b/docs/ADOS-Trade_数据架构与技术规格书_v1.0.docx
@@ -134,7 +134,7 @@
         <w:spacing w:after="150"/>
       </w:pPr>
       <w:r>
-        <w:t xml:space="preserve">7. 第五类：几乎无法自行获得的数据及重要性评估</w:t>
+        <w:t xml:space="preserve">7. 事件日历集成逻辑</w:t>
       </w:r>
     </w:p>
     <w:p>
@@ -142,7 +142,7 @@
         <w:spacing w:after="150"/>
       </w:pPr>
       <w:r>
-        <w:t xml:space="preserve">8. Phase 2：付费升级触发条件</w:t>
+        <w:t xml:space="preserve">8. 第五类：几乎无法自行获得的数据及重要性评估</w:t>
       </w:r>
     </w:p>
     <w:p>
@@ -150,7 +150,7 @@
         <w:spacing w:after="150"/>
       </w:pPr>
       <w:r>
-        <w:t xml:space="preserve">9. 技术栈</w:t>
+        <w:t xml:space="preserve">9. Phase 2：付费升级触发条件</w:t>
       </w:r>
     </w:p>
     <w:p>
@@ -158,7 +158,7 @@
         <w:spacing w:after="150"/>
       </w:pPr>
       <w:r>
-        <w:t xml:space="preserve">10. 分阶段路线图</w:t>
+        <w:t xml:space="preserve">10. 技术栈</w:t>
       </w:r>
     </w:p>
     <w:p>
@@ -166,7 +166,7 @@
         <w:spacing w:after="150"/>
       </w:pPr>
       <w:r>
-        <w:t xml:space="preserve">11. 开发计划</w:t>
+        <w:t xml:space="preserve">11. 分阶段路线图</w:t>
       </w:r>
     </w:p>
     <w:p>
@@ -174,7 +174,7 @@
         <w:spacing w:after="150"/>
       </w:pPr>
       <w:r>
-        <w:t xml:space="preserve">12. 待验证 / 风险清单</w:t>
+        <w:t xml:space="preserve">12. 开发计划</w:t>
       </w:r>
     </w:p>
     <w:p>
@@ -182,7 +182,15 @@
         <w:spacing w:after="150"/>
       </w:pPr>
       <w:r>
-        <w:t xml:space="preserve">13. 附录：竞品参考（Stock Rose / 繁花）</w:t>
+        <w:t xml:space="preserve">13. 待验证 / 风险清单</w:t>
+      </w:r>
+    </w:p>
+    <w:p>
+      <w:pPr>
+        <w:spacing w:after="150"/>
+      </w:pPr>
+      <w:r>
+        <w:t xml:space="preserve">14. 附录：竞品参考（Stock Rose / 繁花）</w:t>
       </w:r>
     </w:p>
     <w:p>
@@ -4566,7 +4574,528 @@
         <w:spacing w:after="200" w:before="400"/>
       </w:pPr>
       <w:r>
-        <w:t xml:space="preserve">7. 第五类：几乎无法自行获得的数据及重要性评估</w:t>
+        <w:t xml:space="preserve">7. 事件日历集成逻辑</w:t>
+      </w:r>
+    </w:p>
+    <w:p>
+      <w:pPr>
+        <w:spacing w:after="150"/>
+      </w:pPr>
+      <w:r>
+        <w:t xml:space="preserve">第3.3节列出的财报日历、OpEx 日历、除息日历、指数再平衡、宏观事件等数据源，若仅作为界面展示，评分系统本身并不知晓这些信息，等于数据被浪费。本章定义这些事件如何真正接入第5章的评分逻辑。</w:t>
+      </w:r>
+    </w:p>
+    <w:p>
+      <w:pPr>
+        <w:pStyle w:val="Heading2"/>
+        <w:spacing w:after="150" w:before="300"/>
+      </w:pPr>
+      <w:r>
+        <w:t xml:space="preserve">7.1 设计原则：事件不参与打分，而是调节 Confidence Score</w:t>
+      </w:r>
+    </w:p>
+    <w:p>
+      <w:pPr>
+        <w:spacing w:after="150"/>
+      </w:pPr>
+      <w:r>
+        <w:t xml:space="preserve">事件信息（如"3天后有财报"）不应作为子指标混入第5章的加权表与 VWAP、RSI 等指标一起参与 Bull/Bear Score 的加权求和。事件的作用是改变对现有分数的信任程度，而非改变方向判断本身，这与 Confidence Score 的定义直接对应：</w:t>
+      </w:r>
+    </w:p>
+    <w:p>
+      <w:pPr>
+        <w:spacing w:after="150"/>
+      </w:pPr>
+      <w:r>
+        <w:t xml:space="preserve">最终展示逻辑 = 原始 Bull/Bear Score（不变）+ 按事件规则调整后的 Confidence Score + 独立的事件提示标签</w:t>
+      </w:r>
+    </w:p>
+    <w:p>
+      <w:pPr>
+        <w:pStyle w:val="Heading2"/>
+        <w:spacing w:after="150" w:before="300"/>
+      </w:pPr>
+      <w:r>
+        <w:t xml:space="preserve">7.2 分事件类型的具体规则</w:t>
+      </w:r>
+    </w:p>
+    <w:p>
+      <w:pPr>
+        <w:pStyle w:val="Heading3"/>
+        <w:spacing w:after="100" w:before="200"/>
+      </w:pPr>
+      <w:r>
+        <w:t xml:space="preserve">财报日历</w:t>
+      </w:r>
+    </w:p>
+    <w:p>
+      <w:pPr>
+        <w:pStyle w:val="ListParagraph"/>
+        <w:numPr>
+          <w:ilvl w:val="0"/>
+          <w:numId w:val="2"/>
+        </w:numPr>
+        <w:spacing w:after="80"/>
+      </w:pPr>
+      <w:r>
+        <w:t xml:space="preserve">财报前 3 个交易日内：Confidence Score × 0.5，并附加标签"财报临近，历史规律可能失效"</w:t>
+      </w:r>
+    </w:p>
+    <w:p>
+      <w:pPr>
+        <w:pStyle w:val="ListParagraph"/>
+        <w:numPr>
+          <w:ilvl w:val="0"/>
+          <w:numId w:val="2"/>
+        </w:numPr>
+        <w:spacing w:after="80"/>
+      </w:pPr>
+      <w:r>
+        <w:t xml:space="preserve">财报日期为"未确认"（estimated）状态：额外标注"日期未确认，谨慎安排到期日"</w:t>
+      </w:r>
+    </w:p>
+    <w:p>
+      <w:pPr>
+        <w:pStyle w:val="ListParagraph"/>
+        <w:numPr>
+          <w:ilvl w:val="0"/>
+          <w:numId w:val="2"/>
+        </w:numPr>
+        <w:spacing w:after="80"/>
+      </w:pPr>
+      <w:r>
+        <w:t xml:space="preserve">设计依据：财报是评分系统基于历史技术形态失效的最大来源，Bull/Bear Score 本身不算错，只是这套方法论天然不适用于基本面驱动的窗口</w:t>
+      </w:r>
+    </w:p>
+    <w:p>
+      <w:pPr>
+        <w:pStyle w:val="Heading3"/>
+        <w:spacing w:after="100" w:before="200"/>
+      </w:pPr>
+      <w:r>
+        <w:t xml:space="preserve">OpEx / Triple Witching 日历</w:t>
+      </w:r>
+    </w:p>
+    <w:p>
+      <w:pPr>
+        <w:pStyle w:val="ListParagraph"/>
+        <w:numPr>
+          <w:ilvl w:val="0"/>
+          <w:numId w:val="2"/>
+        </w:numPr>
+        <w:spacing w:after="80"/>
+      </w:pPr>
+      <w:r>
+        <w:t xml:space="preserve">距离 OpEx ≤ 2 个交易日：期权场景中 Max Pain 子指标权重从 20% 临时提升至 35%（其余子指标等比例压缩）</w:t>
+      </w:r>
+    </w:p>
+    <w:p>
+      <w:pPr>
+        <w:pStyle w:val="ListParagraph"/>
+        <w:numPr>
+          <w:ilvl w:val="0"/>
+          <w:numId w:val="2"/>
+        </w:numPr>
+        <w:spacing w:after="80"/>
+      </w:pPr>
+      <w:r>
+        <w:t xml:space="preserve">Triple Witching 当天：附加标签"三重魔力日，Gamma pinning 效应可能加剧"</w:t>
+      </w:r>
+    </w:p>
+    <w:p>
+      <w:pPr>
+        <w:pStyle w:val="ListParagraph"/>
+        <w:numPr>
+          <w:ilvl w:val="0"/>
+          <w:numId w:val="2"/>
+        </w:numPr>
+        <w:spacing w:after="80"/>
+      </w:pPr>
+      <w:r>
+        <w:t xml:space="preserve">设计依据：第4.6节已标注 Max Pain 为"假设性质"，但该假设在临近 OpEx 时成立概率更高（做市商对冲行为在到期前集中释放），权重应动态调整而非固定</w:t>
+      </w:r>
+    </w:p>
+    <w:p>
+      <w:pPr>
+        <w:pStyle w:val="Heading3"/>
+        <w:spacing w:after="100" w:before="200"/>
+      </w:pPr>
+      <w:r>
+        <w:t xml:space="preserve">除权除息日</w:t>
+      </w:r>
+    </w:p>
+    <w:p>
+      <w:pPr>
+        <w:pStyle w:val="ListParagraph"/>
+        <w:numPr>
+          <w:ilvl w:val="0"/>
+          <w:numId w:val="2"/>
+        </w:numPr>
+        <w:spacing w:after="80"/>
+      </w:pPr>
+      <w:r>
+        <w:t xml:space="preserve">持仓标的除息日前 3 个交易日，且持有深度价内 Covered Call：触发独立警示"提前指派风险"，不参与 Bull/Bear/Confidence 计算，作为单独的风控提示展示</w:t>
+      </w:r>
+    </w:p>
+    <w:p>
+      <w:pPr>
+        <w:pStyle w:val="ListParagraph"/>
+        <w:numPr>
+          <w:ilvl w:val="0"/>
+          <w:numId w:val="2"/>
+        </w:numPr>
+        <w:spacing w:after="80"/>
+      </w:pPr>
+      <w:r>
+        <w:t xml:space="preserve">设计依据：这是纯操作风险提醒，与涨跌方向无关，混入评分逻辑会让信号意义不清</w:t>
+      </w:r>
+    </w:p>
+    <w:p>
+      <w:pPr>
+        <w:pStyle w:val="Heading3"/>
+        <w:spacing w:after="100" w:before="200"/>
+      </w:pPr>
+      <w:r>
+        <w:t xml:space="preserve">指数再平衡公告</w:t>
+      </w:r>
+    </w:p>
+    <w:p>
+      <w:pPr>
+        <w:pStyle w:val="ListParagraph"/>
+        <w:numPr>
+          <w:ilvl w:val="0"/>
+          <w:numId w:val="2"/>
+        </w:numPr>
+        <w:spacing w:after="80"/>
+      </w:pPr>
+      <w:r>
+        <w:t xml:space="preserve">距离 Nasdaq-100 年度再平衡窗口 ≤ 5 个交易日：杠杆 ETF 场景 Confidence Score × 0.7</w:t>
+      </w:r>
+    </w:p>
+    <w:p>
+      <w:pPr>
+        <w:pStyle w:val="ListParagraph"/>
+        <w:numPr>
+          <w:ilvl w:val="0"/>
+          <w:numId w:val="2"/>
+        </w:numPr>
+        <w:spacing w:after="80"/>
+      </w:pPr>
+      <w:r>
+        <w:t xml:space="preserve">设计依据：再平衡期间成交量和资金流出现非基本面驱动的异常，与财报窗口同属"历史规律不一定适用"的情形</w:t>
+      </w:r>
+    </w:p>
+    <w:p>
+      <w:pPr>
+        <w:pStyle w:val="Heading3"/>
+        <w:spacing w:after="100" w:before="200"/>
+      </w:pPr>
+      <w:r>
+        <w:t xml:space="preserve">宏观事件日历（FOMC / CPI / NFP / PCE）</w:t>
+      </w:r>
+    </w:p>
+    <w:p>
+      <w:pPr>
+        <w:pStyle w:val="ListParagraph"/>
+        <w:numPr>
+          <w:ilvl w:val="0"/>
+          <w:numId w:val="2"/>
+        </w:numPr>
+        <w:spacing w:after="80"/>
+      </w:pPr>
+      <w:r>
+        <w:t xml:space="preserve">事件发生当天：所有场景 Confidence Score × 0.6</w:t>
+      </w:r>
+    </w:p>
+    <w:p>
+      <w:pPr>
+        <w:pStyle w:val="ListParagraph"/>
+        <w:numPr>
+          <w:ilvl w:val="0"/>
+          <w:numId w:val="2"/>
+        </w:numPr>
+        <w:spacing w:after="80"/>
+      </w:pPr>
+      <w:r>
+        <w:t xml:space="preserve">事件发生后 1 个交易日：恢复至 × 0.85</w:t>
+      </w:r>
+    </w:p>
+    <w:p>
+      <w:pPr>
+        <w:pStyle w:val="ListParagraph"/>
+        <w:numPr>
+          <w:ilvl w:val="0"/>
+          <w:numId w:val="2"/>
+        </w:numPr>
+        <w:spacing w:after="80"/>
+      </w:pPr>
+      <w:r>
+        <w:t xml:space="preserve">第 2 个交易日起：恢复正常</w:t>
+      </w:r>
+    </w:p>
+    <w:p>
+      <w:pPr>
+        <w:pStyle w:val="ListParagraph"/>
+        <w:numPr>
+          <w:ilvl w:val="0"/>
+          <w:numId w:val="2"/>
+        </w:numPr>
+        <w:spacing w:after="80"/>
+      </w:pPr>
+      <w:r>
+        <w:t xml:space="preserve">设计依据：宏观数据发布瞬间的价格异动与个股技术面/期权结构几乎无关，评分系统在此窗口的整体可信度应下调，不分场景区别对待</w:t>
+      </w:r>
+    </w:p>
+    <w:p>
+      <w:pPr>
+        <w:pStyle w:val="Heading2"/>
+        <w:spacing w:after="150" w:before="300"/>
+      </w:pPr>
+      <w:r>
+        <w:t xml:space="preserve">7.3 数据存储与可追溯性</w:t>
+      </w:r>
+    </w:p>
+    <w:p>
+      <w:pPr>
+        <w:spacing w:after="150"/>
+      </w:pPr>
+      <w:r>
+        <w:t xml:space="preserve">新增 event_score_adjustments 表，记录每次因事件触发的调整，用于事后审计与第6章回测框架验证这些规则本身是否有效：</w:t>
+      </w:r>
+    </w:p>
+    <w:tbl>
+      <w:tblPr>
+        <w:tblW w:type="dxa" w:w="9026"/>
+        <w:tblBorders>
+          <w:top w:val="single" w:color="auto" w:sz="4"/>
+          <w:left w:val="single" w:color="auto" w:sz="4"/>
+          <w:bottom w:val="single" w:color="auto" w:sz="4"/>
+          <w:right w:val="single" w:color="auto" w:sz="4"/>
+          <w:insideH w:val="single" w:color="auto" w:sz="4"/>
+          <w:insideV w:val="single" w:color="auto" w:sz="4"/>
+        </w:tblBorders>
+      </w:tblPr>
+      <w:tblGrid>
+        <w:gridCol w:w="2600"/>
+        <w:gridCol w:w="6426"/>
+      </w:tblGrid>
+      <w:tr>
+        <w:trPr>
+          <w:tblHeader/>
+        </w:trPr>
+        <w:tc>
+          <w:tcPr>
+            <w:tcW w:type="dxa" w:w="2600"/>
+            <w:shd w:fill="2F3B52" w:val="clear"/>
+            <w:vAlign w:val="center"/>
+          </w:tcPr>
+          <w:p>
+            <w:r>
+              <w:rPr>
+                <w:b/>
+                <w:bCs/>
+                <w:color w:val="FFFFFF"/>
+                <w:sz w:val="20"/>
+                <w:szCs w:val="20"/>
+              </w:rPr>
+              <w:t xml:space="preserve">字段</w:t>
+            </w:r>
+          </w:p>
+        </w:tc>
+        <w:tc>
+          <w:tcPr>
+            <w:tcW w:type="dxa" w:w="6426"/>
+            <w:shd w:fill="2F3B52" w:val="clear"/>
+            <w:vAlign w:val="center"/>
+          </w:tcPr>
+          <w:p>
+            <w:r>
+              <w:rPr>
+                <w:b/>
+                <w:bCs/>
+                <w:color w:val="FFFFFF"/>
+                <w:sz w:val="20"/>
+                <w:szCs w:val="20"/>
+              </w:rPr>
+              <w:t xml:space="preserve">说明</w:t>
+            </w:r>
+          </w:p>
+        </w:tc>
+      </w:tr>
+      <w:tr>
+        <w:tc>
+          <w:tcPr>
+            <w:tcW w:type="dxa" w:w="2600"/>
+            <w:vAlign w:val="center"/>
+          </w:tcPr>
+          <w:p>
+            <w:r>
+              <w:rPr>
+                <w:b w:val="false"/>
+                <w:bCs w:val="false"/>
+                <w:sz w:val="20"/>
+                <w:szCs w:val="20"/>
+              </w:rPr>
+              <w:t xml:space="preserve">symbol / ts / scenario</w:t>
+            </w:r>
+          </w:p>
+        </w:tc>
+        <w:tc>
+          <w:tcPr>
+            <w:tcW w:type="dxa" w:w="6426"/>
+            <w:vAlign w:val="center"/>
+          </w:tcPr>
+          <w:p>
+            <w:r>
+              <w:rPr>
+                <w:b w:val="false"/>
+                <w:bCs w:val="false"/>
+                <w:sz w:val="20"/>
+                <w:szCs w:val="20"/>
+              </w:rPr>
+              <w:t xml:space="preserve">标的、时间、场景，定位一次调整发生的上下文</w:t>
+            </w:r>
+          </w:p>
+        </w:tc>
+      </w:tr>
+      <w:tr>
+        <w:tc>
+          <w:tcPr>
+            <w:tcW w:type="dxa" w:w="2600"/>
+            <w:vAlign w:val="center"/>
+          </w:tcPr>
+          <w:p>
+            <w:r>
+              <w:rPr>
+                <w:b w:val="false"/>
+                <w:bCs w:val="false"/>
+                <w:sz w:val="20"/>
+                <w:szCs w:val="20"/>
+              </w:rPr>
+              <w:t xml:space="preserve">event_type</w:t>
+            </w:r>
+          </w:p>
+        </w:tc>
+        <w:tc>
+          <w:tcPr>
+            <w:tcW w:type="dxa" w:w="6426"/>
+            <w:vAlign w:val="center"/>
+          </w:tcPr>
+          <w:p>
+            <w:r>
+              <w:rPr>
+                <w:b w:val="false"/>
+                <w:bCs w:val="false"/>
+                <w:sz w:val="20"/>
+                <w:szCs w:val="20"/>
+              </w:rPr>
+              <w:t xml:space="preserve">'earnings' / 'opex' / 'ex_dividend' / 'rebalance' / 'macro'</w:t>
+            </w:r>
+          </w:p>
+        </w:tc>
+      </w:tr>
+      <w:tr>
+        <w:tc>
+          <w:tcPr>
+            <w:tcW w:type="dxa" w:w="2600"/>
+            <w:vAlign w:val="center"/>
+          </w:tcPr>
+          <w:p>
+            <w:r>
+              <w:rPr>
+                <w:b w:val="false"/>
+                <w:bCs w:val="false"/>
+                <w:sz w:val="20"/>
+                <w:szCs w:val="20"/>
+              </w:rPr>
+              <w:t xml:space="preserve">adjustment_type</w:t>
+            </w:r>
+          </w:p>
+        </w:tc>
+        <w:tc>
+          <w:tcPr>
+            <w:tcW w:type="dxa" w:w="6426"/>
+            <w:vAlign w:val="center"/>
+          </w:tcPr>
+          <w:p>
+            <w:r>
+              <w:rPr>
+                <w:b w:val="false"/>
+                <w:bCs w:val="false"/>
+                <w:sz w:val="20"/>
+                <w:szCs w:val="20"/>
+              </w:rPr>
+              <w:t xml:space="preserve">'confidence_multiplier'（乘数调整）/ 'weight_shift'（权重迁移）/ 'independent_flag'（独立标签，不影响分数）</w:t>
+            </w:r>
+          </w:p>
+        </w:tc>
+      </w:tr>
+      <w:tr>
+        <w:tc>
+          <w:tcPr>
+            <w:tcW w:type="dxa" w:w="2600"/>
+            <w:vAlign w:val="center"/>
+          </w:tcPr>
+          <w:p>
+            <w:r>
+              <w:rPr>
+                <w:b w:val="false"/>
+                <w:bCs w:val="false"/>
+                <w:sz w:val="20"/>
+                <w:szCs w:val="20"/>
+              </w:rPr>
+              <w:t xml:space="preserve">original_value / adjusted_value</w:t>
+            </w:r>
+          </w:p>
+        </w:tc>
+        <w:tc>
+          <w:tcPr>
+            <w:tcW w:type="dxa" w:w="6426"/>
+            <w:vAlign w:val="center"/>
+          </w:tcPr>
+          <w:p>
+            <w:r>
+              <w:rPr>
+                <w:b w:val="false"/>
+                <w:bCs w:val="false"/>
+                <w:sz w:val="20"/>
+                <w:szCs w:val="20"/>
+              </w:rPr>
+              <w:t xml:space="preserve">调整前后的数值，用于追溯影响幅度</w:t>
+            </w:r>
+          </w:p>
+        </w:tc>
+      </w:tr>
+    </w:tbl>
+    <w:p>
+      <w:pPr>
+        <w:spacing w:after="150"/>
+      </w:pPr>
+      <w:r>
+        <w:t xml:space="preserve">该表的完整 SQL 定义已同步更新至项目仓库的 data/schema.sql 文件。</w:t>
+      </w:r>
+    </w:p>
+    <w:p>
+      <w:pPr>
+        <w:shd w:fill="FFF6DC" w:val="clear"/>
+        <w:spacing w:after="150"/>
+      </w:pPr>
+      <w:r>
+        <w:rPr>
+          <w:i/>
+          <w:iCs/>
+          <w:color w:val="806000"/>
+        </w:rPr>
+        <w:t xml:space="preserve">本章所有具体系数（0.5、0.6、0.7、0.85、35% 权重提升等）与第5章的 V1 初始权重同属主观设定，需标注为"待验证"，待第6章回测框架积累历史数据后，用同样的方式验证这些事件调整规则本身是否真正提升了评分准确性，而非定义完就默认长期有效。</w:t>
+      </w:r>
+    </w:p>
+    <w:p>
+      <w:pPr>
+        <w:pStyle w:val="Heading1"/>
+        <w:spacing w:after="200" w:before="400"/>
+      </w:pPr>
+      <w:r>
+        <w:t xml:space="preserve">8. 第五类：几乎无法自行获得的数据及重要性评估</w:t>
       </w:r>
     </w:p>
     <w:tbl>
@@ -5025,7 +5554,7 @@
         <w:spacing w:after="200" w:before="400"/>
       </w:pPr>
       <w:r>
-        <w:t xml:space="preserve">8. Phase 2：付费升级触发条件</w:t>
+        <w:t xml:space="preserve">9. Phase 2：付费升级触发条件</w:t>
       </w:r>
     </w:p>
     <w:p>
@@ -5387,7 +5916,7 @@
         <w:spacing w:after="200" w:before="400"/>
       </w:pPr>
       <w:r>
-        <w:t xml:space="preserve">9. 技术栈</w:t>
+        <w:t xml:space="preserve">10. 技术栈</w:t>
       </w:r>
     </w:p>
     <w:tbl>
@@ -5741,7 +6270,7 @@
         <w:spacing w:after="200" w:before="400"/>
       </w:pPr>
       <w:r>
-        <w:t xml:space="preserve">10. 分阶段路线图</w:t>
+        <w:t xml:space="preserve">11. 分阶段路线图</w:t>
       </w:r>
     </w:p>
     <w:p>
@@ -5811,7 +6340,7 @@
         <w:spacing w:after="80"/>
       </w:pPr>
       <w:r>
-        <w:t xml:space="preserve">仅针对 Phase 1 验证后暴露出的具体缺口，参照第 8 章触发条件表逐项评估</w:t>
+        <w:t xml:space="preserve">仅针对 Phase 1 验证后暴露出的具体缺口，参照第 9 章触发条件表逐项评估</w:t>
       </w:r>
     </w:p>
     <w:p>
@@ -5833,7 +6362,7 @@
         <w:spacing w:after="200" w:before="400"/>
       </w:pPr>
       <w:r>
-        <w:t xml:space="preserve">11. 开发计划</w:t>
+        <w:t xml:space="preserve">12. 开发计划</w:t>
       </w:r>
     </w:p>
     <w:p>
@@ -5871,7 +6400,7 @@
         <w:spacing w:after="80"/>
       </w:pPr>
       <w:r>
-        <w:t xml:space="preserve">确认 IBKR 账户市场数据订阅等级（实时 vs 延迟）——已通过 MCP 连接器实测确认，详见第 12 章</w:t>
+        <w:t xml:space="preserve">确认 IBKR 账户市场数据订阅等级（实时 vs 延迟）——已通过 MCP 连接器实测确认，详见第 13 章</w:t>
       </w:r>
     </w:p>
     <w:p>
@@ -5897,7 +6426,7 @@
         <w:spacing w:after="80"/>
       </w:pPr>
       <w:r>
-        <w:t xml:space="preserve">确认 Greeks 原始字段的可获得边界——已查证 IBKR Client Portal Web API 官方文档，详见第 12 章</w:t>
+        <w:t xml:space="preserve">确认 Greeks 原始字段的可获得边界——已查证 IBKR Client Portal Web API 官方文档，详见第 13 章</w:t>
       </w:r>
     </w:p>
     <w:p>
@@ -6722,7 +7251,7 @@
         <w:spacing w:after="80"/>
       </w:pPr>
       <w:r>
-        <w:t xml:space="preserve">对照第 8 章触发条件表，评估是否需要采购 Phase 2 数据/服务</w:t>
+        <w:t xml:space="preserve">对照第 9 章触发条件表，评估是否需要采购 Phase 2 数据/服务</w:t>
       </w:r>
     </w:p>
     <w:p>
@@ -6739,7 +7268,7 @@
         <w:spacing w:after="200" w:before="400"/>
       </w:pPr>
       <w:r>
-        <w:t xml:space="preserve">12. 待验证 / 风险清单</w:t>
+        <w:t xml:space="preserve">13. 待验证 / 风险清单</w:t>
       </w:r>
     </w:p>
     <w:p>
@@ -6756,7 +7285,7 @@
         <w:spacing w:after="150" w:before="300"/>
       </w:pPr>
       <w:r>
-        <w:t xml:space="preserve">12.1 已实测确认</w:t>
+        <w:t xml:space="preserve">13.1 已实测确认</w:t>
       </w:r>
     </w:p>
     <w:tbl>
@@ -7110,7 +7639,7 @@
         <w:spacing w:after="150" w:before="300"/>
       </w:pPr>
       <w:r>
-        <w:t xml:space="preserve">12.2 仍待验证</w:t>
+        <w:t xml:space="preserve">13.2 仍待验证</w:t>
       </w:r>
     </w:p>
     <w:p>
@@ -7171,7 +7700,7 @@
         <w:spacing w:after="200" w:before="400"/>
       </w:pPr>
       <w:r>
-        <w:t xml:space="preserve">13. 附录：竞品参考（Stock Rose / 繁花）</w:t>
+        <w:t xml:space="preserve">14. 附录：竞品参考（Stock Rose / 繁花）</w:t>
       </w:r>
     </w:p>
     <w:p>

--- a/docs/ADOS-Trade_数据架构与技术规格书_v1.0.docx
+++ b/docs/ADOS-Trade_数据架构与技术规格书_v1.0.docx
@@ -4109,6 +4109,302 @@
     </w:tbl>
     <w:p>
       <w:pPr>
+        <w:pStyle w:val="Heading3"/>
+        <w:spacing w:after="100" w:before="200"/>
+      </w:pPr>
+      <w:r>
+        <w:t xml:space="preserve">标的类型区分：宽基指数类 vs 单票类</w:t>
+      </w:r>
+    </w:p>
+    <w:p>
+      <w:pPr>
+        <w:spacing w:after="150"/>
+      </w:pPr>
+      <w:r>
+        <w:t xml:space="preserve">本场景需覆盖两类杠杆 ETF，其子指标输入源不同，不能用同一套判断逻辑：</w:t>
+      </w:r>
+    </w:p>
+    <w:p>
+      <w:pPr>
+        <w:pStyle w:val="ListParagraph"/>
+        <w:numPr>
+          <w:ilvl w:val="0"/>
+          <w:numId w:val="2"/>
+        </w:numPr>
+        <w:spacing w:after="80"/>
+      </w:pPr>
+      <w:r>
+        <w:t xml:space="preserve">宽基指数类（target_type = broad_index）：如 TQQQ/SQQQ 跟踪 QQQ，不受单一公司事件影响，本节表格的判断逻辑直接适用</w:t>
+      </w:r>
+    </w:p>
+    <w:p>
+      <w:pPr>
+        <w:pStyle w:val="ListParagraph"/>
+        <w:numPr>
+          <w:ilvl w:val="0"/>
+          <w:numId w:val="2"/>
+        </w:numPr>
+        <w:spacing w:after="80"/>
+      </w:pPr>
+      <w:r>
+        <w:t xml:space="preserve">单票类（target_type = single_stock）：如 TSLL/TSLQ 跟踪 TSLA，受标的公司自身财报等事件影响，且部分子指标的输入源需要替换</w:t>
+      </w:r>
+    </w:p>
+    <w:tbl>
+      <w:tblPr>
+        <w:tblW w:type="dxa" w:w="9026"/>
+        <w:tblBorders>
+          <w:top w:val="single" w:color="auto" w:sz="4"/>
+          <w:left w:val="single" w:color="auto" w:sz="4"/>
+          <w:bottom w:val="single" w:color="auto" w:sz="4"/>
+          <w:right w:val="single" w:color="auto" w:sz="4"/>
+          <w:insideH w:val="single" w:color="auto" w:sz="4"/>
+          <w:insideV w:val="single" w:color="auto" w:sz="4"/>
+        </w:tblBorders>
+      </w:tblPr>
+      <w:tblGrid>
+        <w:gridCol w:w="2600"/>
+        <w:gridCol w:w="3200"/>
+        <w:gridCol w:w="3226"/>
+      </w:tblGrid>
+      <w:tr>
+        <w:trPr>
+          <w:tblHeader/>
+        </w:trPr>
+        <w:tc>
+          <w:tcPr>
+            <w:tcW w:type="dxa" w:w="2600"/>
+            <w:shd w:fill="2F3B52" w:val="clear"/>
+            <w:vAlign w:val="center"/>
+          </w:tcPr>
+          <w:p>
+            <w:r>
+              <w:rPr>
+                <w:b/>
+                <w:bCs/>
+                <w:color w:val="FFFFFF"/>
+                <w:sz w:val="20"/>
+                <w:szCs w:val="20"/>
+              </w:rPr>
+              <w:t xml:space="preserve">子指标</w:t>
+            </w:r>
+          </w:p>
+        </w:tc>
+        <w:tc>
+          <w:tcPr>
+            <w:tcW w:type="dxa" w:w="3200"/>
+            <w:shd w:fill="2F3B52" w:val="clear"/>
+            <w:vAlign w:val="center"/>
+          </w:tcPr>
+          <w:p>
+            <w:r>
+              <w:rPr>
+                <w:b/>
+                <w:bCs/>
+                <w:color w:val="FFFFFF"/>
+                <w:sz w:val="20"/>
+                <w:szCs w:val="20"/>
+              </w:rPr>
+              <w:t xml:space="preserve">broad_index 输入源</w:t>
+            </w:r>
+          </w:p>
+        </w:tc>
+        <w:tc>
+          <w:tcPr>
+            <w:tcW w:type="dxa" w:w="3226"/>
+            <w:shd w:fill="2F3B52" w:val="clear"/>
+            <w:vAlign w:val="center"/>
+          </w:tcPr>
+          <w:p>
+            <w:r>
+              <w:rPr>
+                <w:b/>
+                <w:bCs/>
+                <w:color w:val="FFFFFF"/>
+                <w:sz w:val="20"/>
+                <w:szCs w:val="20"/>
+              </w:rPr>
+              <w:t xml:space="preserve">single_stock 输入源</w:t>
+            </w:r>
+          </w:p>
+        </w:tc>
+      </w:tr>
+      <w:tr>
+        <w:tc>
+          <w:tcPr>
+            <w:tcW w:type="dxa" w:w="2600"/>
+            <w:vAlign w:val="center"/>
+          </w:tcPr>
+          <w:p>
+            <w:r>
+              <w:rPr>
+                <w:b w:val="false"/>
+                <w:bCs w:val="false"/>
+                <w:sz w:val="20"/>
+                <w:szCs w:val="20"/>
+              </w:rPr>
+              <w:t xml:space="preserve">VIX 绝对水平 / 期限结构</w:t>
+            </w:r>
+          </w:p>
+        </w:tc>
+        <w:tc>
+          <w:tcPr>
+            <w:tcW w:type="dxa" w:w="3200"/>
+            <w:vAlign w:val="center"/>
+          </w:tcPr>
+          <w:p>
+            <w:r>
+              <w:rPr>
+                <w:b w:val="false"/>
+                <w:bCs w:val="false"/>
+                <w:sz w:val="20"/>
+                <w:szCs w:val="20"/>
+              </w:rPr>
+              <w:t xml:space="preserve">VIX 系列指数（宏观背景，两类共用）</w:t>
+            </w:r>
+          </w:p>
+        </w:tc>
+        <w:tc>
+          <w:tcPr>
+            <w:tcW w:type="dxa" w:w="3226"/>
+            <w:vAlign w:val="center"/>
+          </w:tcPr>
+          <w:p>
+            <w:r>
+              <w:rPr>
+                <w:b w:val="false"/>
+                <w:bCs w:val="false"/>
+                <w:sz w:val="20"/>
+                <w:szCs w:val="20"/>
+              </w:rPr>
+              <w:t xml:space="preserve">同左，作为宏观背景参考，不替换</w:t>
+            </w:r>
+          </w:p>
+        </w:tc>
+      </w:tr>
+      <w:tr>
+        <w:tc>
+          <w:tcPr>
+            <w:tcW w:type="dxa" w:w="2600"/>
+            <w:vAlign w:val="center"/>
+          </w:tcPr>
+          <w:p>
+            <w:r>
+              <w:rPr>
+                <w:b w:val="false"/>
+                <w:bCs w:val="false"/>
+                <w:sz w:val="20"/>
+                <w:szCs w:val="20"/>
+              </w:rPr>
+              <w:t xml:space="preserve">"大盘 200 日均线位置"</w:t>
+            </w:r>
+          </w:p>
+        </w:tc>
+        <w:tc>
+          <w:tcPr>
+            <w:tcW w:type="dxa" w:w="3200"/>
+            <w:vAlign w:val="center"/>
+          </w:tcPr>
+          <w:p>
+            <w:r>
+              <w:rPr>
+                <w:b w:val="false"/>
+                <w:bCs w:val="false"/>
+                <w:sz w:val="20"/>
+                <w:szCs w:val="20"/>
+              </w:rPr>
+              <w:t xml:space="preserve">跟踪的宽基指数自身 200 日均线（如 QQQ）</w:t>
+            </w:r>
+          </w:p>
+        </w:tc>
+        <w:tc>
+          <w:tcPr>
+            <w:tcW w:type="dxa" w:w="3226"/>
+            <w:vAlign w:val="center"/>
+          </w:tcPr>
+          <w:p>
+            <w:r>
+              <w:rPr>
+                <w:b w:val="false"/>
+                <w:bCs w:val="false"/>
+                <w:sz w:val="20"/>
+                <w:szCs w:val="20"/>
+              </w:rPr>
+              <w:t xml:space="preserve">替换为标的个股自身 200 日均线（如 TSLA），而非大盘指数</w:t>
+            </w:r>
+          </w:p>
+        </w:tc>
+      </w:tr>
+      <w:tr>
+        <w:tc>
+          <w:tcPr>
+            <w:tcW w:type="dxa" w:w="2600"/>
+            <w:vAlign w:val="center"/>
+          </w:tcPr>
+          <w:p>
+            <w:r>
+              <w:rPr>
+                <w:b w:val="false"/>
+                <w:bCs w:val="false"/>
+                <w:sz w:val="20"/>
+                <w:szCs w:val="20"/>
+              </w:rPr>
+              <w:t xml:space="preserve">波动损耗率</w:t>
+            </w:r>
+          </w:p>
+        </w:tc>
+        <w:tc>
+          <w:tcPr>
+            <w:tcW w:type="dxa" w:w="3200"/>
+            <w:vAlign w:val="center"/>
+          </w:tcPr>
+          <w:p>
+            <w:r>
+              <w:rPr>
+                <w:b w:val="false"/>
+                <w:bCs w:val="false"/>
+                <w:sz w:val="20"/>
+                <w:szCs w:val="20"/>
+              </w:rPr>
+              <w:t xml:space="preserve">公式不变，用宽基指数的日波动率作为输入</w:t>
+            </w:r>
+          </w:p>
+        </w:tc>
+        <w:tc>
+          <w:tcPr>
+            <w:tcW w:type="dxa" w:w="3226"/>
+            <w:vAlign w:val="center"/>
+          </w:tcPr>
+          <w:p>
+            <w:r>
+              <w:rPr>
+                <w:b w:val="false"/>
+                <w:bCs w:val="false"/>
+                <w:sz w:val="20"/>
+                <w:szCs w:val="20"/>
+              </w:rPr>
+              <w:t xml:space="preserve">公式不变，用标的个股的日波动率作为输入（数值通常显著更高，损耗更剧烈，属正常现象非计算错误）</w:t>
+            </w:r>
+          </w:p>
+        </w:tc>
+      </w:tr>
+    </w:tbl>
+    <w:p>
+      <w:pPr>
+        <w:shd w:fill="FFF6DC" w:val="clear"/>
+        <w:spacing w:after="150"/>
+      </w:pPr>
+      <w:r>
+        <w:rPr>
+          <w:i/>
+          <w:iCs/>
+          <w:color w:val="806000"/>
+        </w:rPr>
+        <w:t xml:space="preserve">single_stock 子类型下，标的个股受财报、除息等公司层面事件影响，这些事件是否影响本场景的 Confidence Score，见第7.2节"财报日历"与"指数再平衡公告"两条规则的适用范围说明。</w:t>
+      </w:r>
+    </w:p>
+    <w:p>
+      <w:pPr>
         <w:pStyle w:val="Heading1"/>
         <w:spacing w:after="200" w:before="400"/>
       </w:pPr>
@@ -4651,7 +4947,7 @@
         <w:spacing w:after="80"/>
       </w:pPr>
       <w:r>
-        <w:t xml:space="preserve">财报日期为"未确认"（estimated）状态：额外标注"日期未确认，谨慎安排到期日"</w:t>
+        <w:t xml:space="preserve">财报日期为"未确认"（estimated）状态：额外标注"日期未确认，谨慎安排到期日"，不受 3 日窗口限制</w:t>
       </w:r>
     </w:p>
     <w:p>
@@ -4665,6 +4961,19 @@
       </w:pPr>
       <w:r>
         <w:t xml:space="preserve">设计依据：财报是评分系统基于历史技术形态失效的最大来源，Bull/Bear Score 本身不算错，只是这套方法论天然不适用于基本面驱动的窗口</w:t>
+      </w:r>
+    </w:p>
+    <w:p>
+      <w:pPr>
+        <w:pStyle w:val="ListParagraph"/>
+        <w:numPr>
+          <w:ilvl w:val="0"/>
+          <w:numId w:val="2"/>
+        </w:numPr>
+        <w:spacing w:after="80"/>
+      </w:pPr>
+      <w:r>
+        <w:t xml:space="preserve">适用范围：intraday / swing / options 三场景直接适用（按标的自身财报日期判断）；leveraged_etf 场景需区分标的类型——target_type=broad_index 时不适用（宽基指数不存在单一财报日），target_type=single_stock 时适用，按标的个股自身财报日期判断（如 TSLL 按 TSLA 的财报日期）</w:t>
       </w:r>
     </w:p>
     <w:p>
@@ -4769,7 +5078,7 @@
         <w:spacing w:after="80"/>
       </w:pPr>
       <w:r>
-        <w:t xml:space="preserve">距离 Nasdaq-100 年度再平衡窗口 ≤ 5 个交易日：杠杆 ETF 场景 Confidence Score × 0.7</w:t>
+        <w:t xml:space="preserve">距离 Nasdaq-100 年度再平衡窗口 ≤ 5 个交易日：Confidence Score × 0.7</w:t>
       </w:r>
     </w:p>
     <w:p>
@@ -4783,6 +5092,19 @@
       </w:pPr>
       <w:r>
         <w:t xml:space="preserve">设计依据：再平衡期间成交量和资金流出现非基本面驱动的异常，与财报窗口同属"历史规律不一定适用"的情形</w:t>
+      </w:r>
+    </w:p>
+    <w:p>
+      <w:pPr>
+        <w:pStyle w:val="ListParagraph"/>
+        <w:numPr>
+          <w:ilvl w:val="0"/>
+          <w:numId w:val="2"/>
+        </w:numPr>
+        <w:spacing w:after="80"/>
+      </w:pPr>
+      <w:r>
+        <w:t xml:space="preserve">适用范围：仅 leveraged_etf 场景中 target_type=broad_index 时适用（再平衡影响的是指数成分和权重，与单一个股无关）；target_type=single_stock 时不适用</w:t>
       </w:r>
     </w:p>
     <w:p>

--- a/docs/ADOS-Trade_数据架构与技术规格书_v1.0.docx
+++ b/docs/ADOS-Trade_数据架构与技术规格书_v1.0.docx
@@ -4974,6 +4974,32 @@
       </w:pPr>
       <w:r>
         <w:t xml:space="preserve">适用范围：intraday / swing / options 三场景直接适用（按标的自身财报日期判断）；leveraged_etf 场景需区分标的类型——target_type=broad_index 时不适用（宽基指数不存在单一财报日），target_type=single_stock 时适用，按标的个股自身财报日期判断（如 TSLL 按 TSLA 的财报日期）</w:t>
+      </w:r>
+    </w:p>
+    <w:p>
+      <w:pPr>
+        <w:pStyle w:val="ListParagraph"/>
+        <w:numPr>
+          <w:ilvl w:val="0"/>
+          <w:numId w:val="2"/>
+        </w:numPr>
+        <w:spacing w:after="80"/>
+      </w:pPr>
+      <w:r>
+        <w:t xml:space="preserve">leveraged_etf 场景且 target_type=single_stock 的额外规则：财报前 3 个交易日内，除 Confidence×0.5 外，额外触发独立警示"标的个股财报临近，杠杆敞口风险被放大，建议主动降低仓位或提前平仓"，不参与打分，单独展示</w:t>
+      </w:r>
+    </w:p>
+    <w:p>
+      <w:pPr>
+        <w:pStyle w:val="ListParagraph"/>
+        <w:numPr>
+          <w:ilvl w:val="0"/>
+          <w:numId w:val="2"/>
+        </w:numPr>
+        <w:spacing w:after="80"/>
+      </w:pPr>
+      <w:r>
+        <w:t xml:space="preserve">该独立警示的设计依据：Confidence Score 回答的是"方向判断是否可信"，而单票杠杆 ETF 的财报风险是"哪怕方向判断正确，杠杆倍数放大后的波动也可能超出可承受范围"——这是与方向判断无关的仓位/风险问题，与除权除息日的 covered call 警示同属一类，不适合仅靠调整 Confidence Score 表达，需要独立标签单独提示</w:t>
       </w:r>
     </w:p>
     <w:p>

--- a/docs/ADOS-Trade_数据架构与技术规格书_v1.0.docx
+++ b/docs/ADOS-Trade_数据架构与技术规格书_v1.0.docx
@@ -8040,6 +8040,41 @@
       </w:pPr>
       <w:r>
         <w:t xml:space="preserve">Benzinga Pro 定价未公开，需联系官方销售获取报价后再评估投入产出比</w:t>
+      </w:r>
+    </w:p>
+    <w:p>
+      <w:pPr>
+        <w:pStyle w:val="Heading2"/>
+        <w:spacing w:after="150" w:before="300"/>
+      </w:pPr>
+      <w:r>
+        <w:t xml:space="preserve">13.3 M2 阶段已知代码缺口</w:t>
+      </w:r>
+    </w:p>
+    <w:p>
+      <w:pPr>
+        <w:pStyle w:val="ListParagraph"/>
+        <w:numPr>
+          <w:ilvl w:val="0"/>
+          <w:numId w:val="2"/>
+        </w:numPr>
+        <w:spacing w:after="80"/>
+      </w:pPr>
+      <w:r>
+        <w:t xml:space="preserve">RSI 未实现：engine/indicators 中从未实现 RSI 计算函数（Wilder 平滑 vs 简单平均涉及具体公式选择，非可顺手补充的基础工具函数）。score_intraday 中 RSI 权重占 20%（第5.2节），当前编排层将其做成可选参数，不传入时该子指标按缺失处理、不报错。在 RSI 真正实现并接入编排层之前，日内短线场景的评分始终缺失这一权重来源，需作为明确的开发待办追踪，而非仅停留在代码注释中</w:t>
+      </w:r>
+    </w:p>
+    <w:p>
+      <w:pPr>
+        <w:pStyle w:val="ListParagraph"/>
+        <w:numPr>
+          <w:ilvl w:val="0"/>
+          <w:numId w:val="2"/>
+        </w:numPr>
+        <w:spacing w:after="80"/>
+      </w:pPr>
+      <w:r>
+        <w:t xml:space="preserve">编排层（engine/pipeline/）对上游数据提出了显式对齐要求，M1 数据采集脚本实现时必须遵守：run_swing_pipeline 要求 asset_ohlcv/benchmark_ohlcv 已按同一组交易日预先对齐，不做隐式日期插值；run_options_pipeline 要求显式传入 target_expiry_years（多到期日的期权链选择是业务判断，不由管道代为决定）；run_leveraged_etf_pipeline 要求 ETF 自身与跟踪标的的两条收益率序列已按索引真实对应同一批交易日</w:t>
       </w:r>
     </w:p>
     <w:p>

--- a/docs/ADOS-Trade_数据架构与技术规格书_v1.0.docx
+++ b/docs/ADOS-Trade_数据架构与技术规格书_v1.0.docx
@@ -8061,7 +8061,7 @@
         <w:spacing w:after="80"/>
       </w:pPr>
       <w:r>
-        <w:t xml:space="preserve">RSI 未实现：engine/indicators 中从未实现 RSI 计算函数（Wilder 平滑 vs 简单平均涉及具体公式选择，非可顺手补充的基础工具函数）。score_intraday 中 RSI 权重占 20%（第5.2节），当前编排层将其做成可选参数，不传入时该子指标按缺失处理、不报错。在 RSI 真正实现并接入编排层之前，日内短线场景的评分始终缺失这一权重来源，需作为明确的开发待办追踪，而非仅停留在代码注释中</w:t>
+        <w:t xml:space="preserve">RSI 已实现（原已知缺口，已解决）：engine/indicators/trend.py 新增了 rsi(df, period=14, method) 函数，支持 Wilder 平滑（默认，RSI 原始定义采用的方法）与简单滑动平均两种方式，跟 atr() 已有的 method 参数风格保持一致；已接入 engine/pipeline/intraday.py 编排层——调用方不传入 rsi 时，编排层自动用该函数从原始 OHLCV 算出，传入时仍以手动值为准（保留手动覆盖）。score_intraday 的 RSI 权重（第5.2节，20%）现在可以在有足够历史数据时正常参与打分，不再缺失这一权重来源</w:t>
       </w:r>
     </w:p>
     <w:p>
